--- a/BSUIR/semestre 5/BD/Сушко_381574_БД_ЛР6.docx
+++ b/BSUIR/semestre 5/BD/Сушко_381574_БД_ЛР6.docx
@@ -533,7 +533,23 @@
                 <w:rFonts w:cs="Times New Roman"/>
                 <w:szCs w:val="28"/>
               </w:rPr>
-              <w:t xml:space="preserve">оцент кафедры ИСиТ, </w:t>
+              <w:t xml:space="preserve">оцент кафедры </w:t>
+            </w:r>
+            <w:proofErr w:type="spellStart"/>
+            <w:r>
+              <w:rPr>
+                <w:rFonts w:cs="Times New Roman"/>
+                <w:szCs w:val="28"/>
+              </w:rPr>
+              <w:t>ИСиТ</w:t>
+            </w:r>
+            <w:proofErr w:type="spellEnd"/>
+            <w:r>
+              <w:rPr>
+                <w:rFonts w:cs="Times New Roman"/>
+                <w:szCs w:val="28"/>
+              </w:rPr>
+              <w:t xml:space="preserve">, </w:t>
             </w:r>
           </w:p>
           <w:p>
@@ -544,12 +560,21 @@
                 <w:szCs w:val="28"/>
               </w:rPr>
             </w:pPr>
+            <w:proofErr w:type="spellStart"/>
             <w:r>
               <w:rPr>
                 <w:rFonts w:cs="Times New Roman"/>
                 <w:szCs w:val="28"/>
               </w:rPr>
-              <w:t>к.п.н., доцент</w:t>
+              <w:t>к.п.н</w:t>
+            </w:r>
+            <w:proofErr w:type="spellEnd"/>
+            <w:r>
+              <w:rPr>
+                <w:rFonts w:cs="Times New Roman"/>
+                <w:szCs w:val="28"/>
+              </w:rPr>
+              <w:t>., доцент</w:t>
             </w:r>
           </w:p>
           <w:p>
@@ -560,12 +585,21 @@
                 <w:szCs w:val="28"/>
               </w:rPr>
             </w:pPr>
+            <w:proofErr w:type="spellStart"/>
             <w:r>
               <w:rPr>
                 <w:rFonts w:cs="Times New Roman"/>
                 <w:szCs w:val="28"/>
               </w:rPr>
-              <w:t>Кунцевич О.Ю.</w:t>
+              <w:t>Кунцевич</w:t>
+            </w:r>
+            <w:proofErr w:type="spellEnd"/>
+            <w:r>
+              <w:rPr>
+                <w:rFonts w:cs="Times New Roman"/>
+                <w:szCs w:val="28"/>
+              </w:rPr>
+              <w:t xml:space="preserve"> О.Ю.</w:t>
             </w:r>
           </w:p>
         </w:tc>
@@ -1167,7 +1201,43 @@
           <w:szCs w:val="20"/>
           <w:shd w:val="clear" w:color="auto" w:fill="FFFFFF"/>
         </w:rPr>
-        <w:t xml:space="preserve"> принимает клиентов. Клиенты садятся за стол и делают заказы</w:t>
+        <w:t xml:space="preserve"> принимает</w:t>
+      </w:r>
+      <w:r>
+        <w:rPr>
+          <w:bCs/>
+          <w:color w:val="000000"/>
+          <w:szCs w:val="20"/>
+          <w:shd w:val="clear" w:color="auto" w:fill="FFFFFF"/>
+        </w:rPr>
+        <w:t xml:space="preserve"> </w:t>
+      </w:r>
+      <w:r>
+        <w:rPr>
+          <w:bCs/>
+          <w:color w:val="000000"/>
+          <w:szCs w:val="20"/>
+          <w:shd w:val="clear" w:color="auto" w:fill="FFFFFF"/>
+        </w:rPr>
+        <w:t>продукты и заказы от</w:t>
+      </w:r>
+      <w:r>
+        <w:rPr>
+          <w:bCs/>
+          <w:color w:val="000000"/>
+          <w:szCs w:val="20"/>
+          <w:shd w:val="clear" w:color="auto" w:fill="FFFFFF"/>
+        </w:rPr>
+        <w:t xml:space="preserve"> клиентов.</w:t>
+      </w:r>
+      <w:r>
+        <w:rPr>
+          <w:bCs/>
+          <w:color w:val="000000"/>
+          <w:szCs w:val="20"/>
+          <w:shd w:val="clear" w:color="auto" w:fill="FFFFFF"/>
+        </w:rPr>
+        <w:t xml:space="preserve"> Продукты хранятся на складе</w:t>
       </w:r>
       <w:r>
         <w:rPr>
@@ -1185,6 +1255,51 @@
           <w:szCs w:val="20"/>
           <w:shd w:val="clear" w:color="auto" w:fill="FFFFFF"/>
         </w:rPr>
+        <w:t>откуда берутся в необходимом количестве для приготовления блюда</w:t>
+      </w:r>
+      <w:r>
+        <w:rPr>
+          <w:bCs/>
+          <w:color w:val="000000"/>
+          <w:szCs w:val="20"/>
+          <w:shd w:val="clear" w:color="auto" w:fill="FFFFFF"/>
+        </w:rPr>
+        <w:t>.</w:t>
+      </w:r>
+      <w:r>
+        <w:rPr>
+          <w:bCs/>
+          <w:color w:val="000000"/>
+          <w:szCs w:val="20"/>
+          <w:shd w:val="clear" w:color="auto" w:fill="FFFFFF"/>
+        </w:rPr>
+        <w:t xml:space="preserve"> </w:t>
+      </w:r>
+      <w:r>
+        <w:rPr>
+          <w:bCs/>
+          <w:color w:val="000000"/>
+          <w:szCs w:val="20"/>
+          <w:shd w:val="clear" w:color="auto" w:fill="FFFFFF"/>
+        </w:rPr>
+        <w:t>Клиенты садятся за стол и делают заказы</w:t>
+      </w:r>
+      <w:r>
+        <w:rPr>
+          <w:bCs/>
+          <w:color w:val="000000"/>
+          <w:szCs w:val="20"/>
+          <w:shd w:val="clear" w:color="auto" w:fill="FFFFFF"/>
+        </w:rPr>
+        <w:t xml:space="preserve">, </w:t>
+      </w:r>
+      <w:r>
+        <w:rPr>
+          <w:bCs/>
+          <w:color w:val="000000"/>
+          <w:szCs w:val="20"/>
+          <w:shd w:val="clear" w:color="auto" w:fill="FFFFFF"/>
+        </w:rPr>
         <w:t>каждый заказ содержит стол</w:t>
       </w:r>
       <w:r>
@@ -1203,7 +1318,34 @@
           <w:szCs w:val="20"/>
           <w:shd w:val="clear" w:color="auto" w:fill="FFFFFF"/>
         </w:rPr>
-        <w:t>на который его приносить</w:t>
+        <w:t xml:space="preserve">на который его </w:t>
+      </w:r>
+      <w:r>
+        <w:rPr>
+          <w:bCs/>
+          <w:color w:val="000000"/>
+          <w:szCs w:val="20"/>
+          <w:shd w:val="clear" w:color="auto" w:fill="FFFFFF"/>
+        </w:rPr>
+        <w:t xml:space="preserve">надо </w:t>
+      </w:r>
+      <w:r>
+        <w:rPr>
+          <w:bCs/>
+          <w:color w:val="000000"/>
+          <w:szCs w:val="20"/>
+          <w:shd w:val="clear" w:color="auto" w:fill="FFFFFF"/>
+        </w:rPr>
+        <w:t>прин</w:t>
+      </w:r>
+      <w:r>
+        <w:rPr>
+          <w:bCs/>
+          <w:color w:val="000000"/>
+          <w:szCs w:val="20"/>
+          <w:shd w:val="clear" w:color="auto" w:fill="FFFFFF"/>
+        </w:rPr>
+        <w:t>ести</w:t>
       </w:r>
       <w:r>
         <w:rPr>
@@ -1239,8 +1381,313 @@
           <w:szCs w:val="20"/>
           <w:shd w:val="clear" w:color="auto" w:fill="FFFFFF"/>
         </w:rPr>
-        <w:t>выбранное блюдо. Блюда готовятся на кухне из продуктов.</w:t>
-      </w:r>
+        <w:t>выбранн</w:t>
+      </w:r>
+      <w:r>
+        <w:rPr>
+          <w:bCs/>
+          <w:color w:val="000000"/>
+          <w:szCs w:val="20"/>
+          <w:shd w:val="clear" w:color="auto" w:fill="FFFFFF"/>
+        </w:rPr>
+        <w:t>ые</w:t>
+      </w:r>
+      <w:r>
+        <w:rPr>
+          <w:bCs/>
+          <w:color w:val="000000"/>
+          <w:szCs w:val="20"/>
+          <w:shd w:val="clear" w:color="auto" w:fill="FFFFFF"/>
+        </w:rPr>
+        <w:t xml:space="preserve"> блюд</w:t>
+      </w:r>
+      <w:r>
+        <w:rPr>
+          <w:bCs/>
+          <w:color w:val="000000"/>
+          <w:szCs w:val="20"/>
+          <w:shd w:val="clear" w:color="auto" w:fill="FFFFFF"/>
+        </w:rPr>
+        <w:t>а</w:t>
+      </w:r>
+      <w:r>
+        <w:rPr>
+          <w:bCs/>
+          <w:color w:val="000000"/>
+          <w:szCs w:val="20"/>
+          <w:shd w:val="clear" w:color="auto" w:fill="FFFFFF"/>
+        </w:rPr>
+        <w:t>. Блюда готовятся на кухне из продуктов.</w:t>
+      </w:r>
+    </w:p>
+    <w:p>
+      <w:pPr>
+        <w:ind w:firstLine="708"/>
+        <w:jc w:val="both"/>
+        <w:rPr>
+          <w:rFonts w:eastAsia="Times New Roman" w:cs="Times New Roman"/>
+          <w:color w:val="000000"/>
+          <w:szCs w:val="28"/>
+          <w:lang w:val="en-US" w:eastAsia="ru-RU"/>
+        </w:rPr>
+      </w:pPr>
+      <w:r>
+        <w:rPr>
+          <w:rFonts w:eastAsia="Times New Roman" w:cs="Times New Roman"/>
+          <w:color w:val="000000"/>
+          <w:szCs w:val="28"/>
+          <w:lang w:eastAsia="ru-RU"/>
+        </w:rPr>
+        <w:t>Требования к проектированию</w:t>
+      </w:r>
+      <w:r>
+        <w:rPr>
+          <w:rFonts w:eastAsia="Times New Roman" w:cs="Times New Roman"/>
+          <w:color w:val="000000"/>
+          <w:szCs w:val="28"/>
+          <w:lang w:val="en-US" w:eastAsia="ru-RU"/>
+        </w:rPr>
+        <w:t>:</w:t>
+      </w:r>
+    </w:p>
+    <w:p>
+      <w:pPr>
+        <w:pStyle w:val="a4"/>
+        <w:numPr>
+          <w:ilvl w:val="0"/>
+          <w:numId w:val="2"/>
+        </w:numPr>
+        <w:spacing w:after="0" w:line="240" w:lineRule="auto"/>
+        <w:ind w:left="0" w:firstLine="708"/>
+        <w:jc w:val="both"/>
+        <w:rPr>
+          <w:rFonts w:ascii="Times New Roman" w:eastAsia="Times New Roman" w:hAnsi="Times New Roman" w:cs="Times New Roman"/>
+          <w:color w:val="000000"/>
+          <w:sz w:val="28"/>
+          <w:szCs w:val="28"/>
+          <w:lang w:eastAsia="ru-RU"/>
+        </w:rPr>
+      </w:pPr>
+      <w:r>
+        <w:rPr>
+          <w:rFonts w:ascii="Times New Roman" w:eastAsia="Times New Roman" w:hAnsi="Times New Roman" w:cs="Times New Roman"/>
+          <w:color w:val="000000"/>
+          <w:sz w:val="28"/>
+          <w:szCs w:val="28"/>
+          <w:lang w:eastAsia="ru-RU"/>
+        </w:rPr>
+        <w:t>Для приготовления одного блюда нужно несколько продуктов. Разные блюда могут иметь похожие ингредиенты.</w:t>
+      </w:r>
+    </w:p>
+    <w:p>
+      <w:pPr>
+        <w:pStyle w:val="a4"/>
+        <w:numPr>
+          <w:ilvl w:val="0"/>
+          <w:numId w:val="2"/>
+        </w:numPr>
+        <w:spacing w:after="0" w:line="240" w:lineRule="auto"/>
+        <w:ind w:left="0" w:firstLine="708"/>
+        <w:jc w:val="both"/>
+        <w:rPr>
+          <w:rFonts w:ascii="Times New Roman" w:eastAsia="Times New Roman" w:hAnsi="Times New Roman" w:cs="Times New Roman"/>
+          <w:color w:val="000000"/>
+          <w:sz w:val="28"/>
+          <w:szCs w:val="28"/>
+          <w:lang w:eastAsia="ru-RU"/>
+        </w:rPr>
+      </w:pPr>
+      <w:r>
+        <w:rPr>
+          <w:rFonts w:ascii="Times New Roman" w:eastAsia="Times New Roman" w:hAnsi="Times New Roman" w:cs="Times New Roman"/>
+          <w:color w:val="000000"/>
+          <w:sz w:val="28"/>
+          <w:szCs w:val="28"/>
+          <w:lang w:eastAsia="ru-RU"/>
+        </w:rPr>
+        <w:t>Одно блюдо может использоваться в разных заказах, несколько раз в одном заказе. В одном заказе может быть несколько блюд.</w:t>
+      </w:r>
+    </w:p>
+    <w:p>
+      <w:pPr>
+        <w:pStyle w:val="a4"/>
+        <w:numPr>
+          <w:ilvl w:val="0"/>
+          <w:numId w:val="2"/>
+        </w:numPr>
+        <w:spacing w:after="0" w:line="240" w:lineRule="auto"/>
+        <w:ind w:left="0" w:firstLine="708"/>
+        <w:jc w:val="both"/>
+        <w:rPr>
+          <w:rFonts w:ascii="Times New Roman" w:eastAsia="Times New Roman" w:hAnsi="Times New Roman" w:cs="Times New Roman"/>
+          <w:color w:val="000000"/>
+          <w:sz w:val="28"/>
+          <w:szCs w:val="28"/>
+          <w:lang w:eastAsia="ru-RU"/>
+        </w:rPr>
+      </w:pPr>
+      <w:r>
+        <w:rPr>
+          <w:rFonts w:ascii="Times New Roman" w:eastAsia="Times New Roman" w:hAnsi="Times New Roman" w:cs="Times New Roman"/>
+          <w:color w:val="000000"/>
+          <w:sz w:val="28"/>
+          <w:szCs w:val="28"/>
+          <w:lang w:eastAsia="ru-RU"/>
+        </w:rPr>
+        <w:t>На один стол может быть сделано несколько заказов.</w:t>
+      </w:r>
+    </w:p>
+    <w:p>
+      <w:pPr>
+        <w:pStyle w:val="a4"/>
+        <w:numPr>
+          <w:ilvl w:val="0"/>
+          <w:numId w:val="2"/>
+        </w:numPr>
+        <w:spacing w:after="0" w:line="240" w:lineRule="auto"/>
+        <w:ind w:left="0" w:firstLine="708"/>
+        <w:jc w:val="both"/>
+        <w:rPr>
+          <w:rFonts w:ascii="Times New Roman" w:eastAsia="Times New Roman" w:hAnsi="Times New Roman" w:cs="Times New Roman"/>
+          <w:color w:val="000000"/>
+          <w:sz w:val="28"/>
+          <w:szCs w:val="28"/>
+          <w:lang w:eastAsia="ru-RU"/>
+        </w:rPr>
+      </w:pPr>
+      <w:r>
+        <w:rPr>
+          <w:rFonts w:ascii="Times New Roman" w:eastAsia="Times New Roman" w:hAnsi="Times New Roman" w:cs="Times New Roman"/>
+          <w:color w:val="000000"/>
+          <w:sz w:val="28"/>
+          <w:szCs w:val="28"/>
+          <w:lang w:eastAsia="ru-RU"/>
+        </w:rPr>
+        <w:t xml:space="preserve">На одного </w:t>
+      </w:r>
+      <w:r>
+        <w:rPr>
+          <w:rFonts w:ascii="Times New Roman" w:eastAsia="Times New Roman" w:hAnsi="Times New Roman" w:cs="Times New Roman"/>
+          <w:color w:val="000000"/>
+          <w:sz w:val="28"/>
+          <w:szCs w:val="28"/>
+          <w:lang w:eastAsia="ru-RU"/>
+        </w:rPr>
+        <w:t>официант</w:t>
+      </w:r>
+      <w:r>
+        <w:rPr>
+          <w:rFonts w:ascii="Times New Roman" w:eastAsia="Times New Roman" w:hAnsi="Times New Roman" w:cs="Times New Roman"/>
+          <w:color w:val="000000"/>
+          <w:sz w:val="28"/>
+          <w:szCs w:val="28"/>
+          <w:lang w:eastAsia="ru-RU"/>
+        </w:rPr>
+        <w:t>а</w:t>
+      </w:r>
+      <w:r>
+        <w:rPr>
+          <w:rFonts w:ascii="Times New Roman" w:eastAsia="Times New Roman" w:hAnsi="Times New Roman" w:cs="Times New Roman"/>
+          <w:color w:val="000000"/>
+          <w:sz w:val="28"/>
+          <w:szCs w:val="28"/>
+          <w:lang w:eastAsia="ru-RU"/>
+        </w:rPr>
+        <w:t xml:space="preserve"> </w:t>
+      </w:r>
+      <w:r>
+        <w:rPr>
+          <w:rFonts w:ascii="Times New Roman" w:eastAsia="Times New Roman" w:hAnsi="Times New Roman" w:cs="Times New Roman"/>
+          <w:color w:val="000000"/>
+          <w:sz w:val="28"/>
+          <w:szCs w:val="28"/>
+          <w:lang w:eastAsia="ru-RU"/>
+        </w:rPr>
+        <w:t xml:space="preserve">должно назначаться </w:t>
+      </w:r>
+      <w:r>
+        <w:rPr>
+          <w:rFonts w:ascii="Times New Roman" w:eastAsia="Times New Roman" w:hAnsi="Times New Roman" w:cs="Times New Roman"/>
+          <w:color w:val="000000"/>
+          <w:sz w:val="28"/>
+          <w:szCs w:val="28"/>
+          <w:lang w:eastAsia="ru-RU"/>
+        </w:rPr>
+        <w:t>нескольк</w:t>
+      </w:r>
+      <w:r>
+        <w:rPr>
+          <w:rFonts w:ascii="Times New Roman" w:eastAsia="Times New Roman" w:hAnsi="Times New Roman" w:cs="Times New Roman"/>
+          <w:color w:val="000000"/>
+          <w:sz w:val="28"/>
+          <w:szCs w:val="28"/>
+          <w:lang w:eastAsia="ru-RU"/>
+        </w:rPr>
+        <w:t>о</w:t>
+      </w:r>
+      <w:r>
+        <w:rPr>
+          <w:rFonts w:ascii="Times New Roman" w:eastAsia="Times New Roman" w:hAnsi="Times New Roman" w:cs="Times New Roman"/>
+          <w:color w:val="000000"/>
+          <w:sz w:val="28"/>
+          <w:szCs w:val="28"/>
+          <w:lang w:eastAsia="ru-RU"/>
+        </w:rPr>
+        <w:t xml:space="preserve"> зака</w:t>
+      </w:r>
+      <w:r>
+        <w:rPr>
+          <w:rFonts w:ascii="Times New Roman" w:eastAsia="Times New Roman" w:hAnsi="Times New Roman" w:cs="Times New Roman"/>
+          <w:color w:val="000000"/>
+          <w:sz w:val="28"/>
+          <w:szCs w:val="28"/>
+          <w:lang w:eastAsia="ru-RU"/>
+        </w:rPr>
+        <w:t>зов</w:t>
+      </w:r>
+      <w:r>
+        <w:rPr>
+          <w:rFonts w:ascii="Times New Roman" w:eastAsia="Times New Roman" w:hAnsi="Times New Roman" w:cs="Times New Roman"/>
+          <w:color w:val="000000"/>
+          <w:sz w:val="28"/>
+          <w:szCs w:val="28"/>
+          <w:lang w:eastAsia="ru-RU"/>
+        </w:rPr>
+        <w:t>.</w:t>
+      </w:r>
+    </w:p>
+    <w:p>
+      <w:pPr>
+        <w:ind w:firstLine="709"/>
+        <w:jc w:val="both"/>
+        <w:rPr>
+          <w:rFonts w:eastAsia="Times New Roman" w:cs="Times New Roman"/>
+          <w:color w:val="000000"/>
+          <w:szCs w:val="28"/>
+          <w:lang w:eastAsia="ru-RU"/>
+        </w:rPr>
+      </w:pPr>
+      <w:r>
+        <w:rPr>
+          <w:rFonts w:eastAsia="Times New Roman" w:cs="Times New Roman"/>
+          <w:color w:val="000000"/>
+          <w:szCs w:val="28"/>
+          <w:lang w:eastAsia="ru-RU"/>
+        </w:rPr>
+        <w:t>Один клиент может сделать несколько заказов.</w:t>
+      </w:r>
+    </w:p>
+    <w:p>
+      <w:pPr>
+        <w:ind w:firstLine="709"/>
+        <w:jc w:val="both"/>
+        <w:rPr>
+          <w:bCs/>
+          <w:color w:val="000000"/>
+          <w:szCs w:val="20"/>
+          <w:shd w:val="clear" w:color="auto" w:fill="FFFFFF"/>
+        </w:rPr>
+      </w:pPr>
     </w:p>
     <w:p>
       <w:pPr>
@@ -1312,6 +1759,28 @@
           <w:szCs w:val="20"/>
           <w:shd w:val="clear" w:color="auto" w:fill="FFFFFF"/>
         </w:rPr>
+        <w:tab/>
+        <w:t>б) общий вес</w:t>
+      </w:r>
+    </w:p>
+    <w:p>
+      <w:pPr>
+        <w:ind w:firstLine="709"/>
+        <w:jc w:val="both"/>
+        <w:rPr>
+          <w:bCs/>
+          <w:color w:val="000000"/>
+          <w:szCs w:val="20"/>
+          <w:shd w:val="clear" w:color="auto" w:fill="FFFFFF"/>
+        </w:rPr>
+      </w:pPr>
+      <w:r>
+        <w:rPr>
+          <w:bCs/>
+          <w:color w:val="000000"/>
+          <w:szCs w:val="20"/>
+          <w:shd w:val="clear" w:color="auto" w:fill="FFFFFF"/>
+        </w:rPr>
         <w:t>Состав</w:t>
       </w:r>
       <w:r>
@@ -1369,7 +1838,7 @@
           <w:szCs w:val="20"/>
           <w:shd w:val="clear" w:color="auto" w:fill="FFFFFF"/>
         </w:rPr>
-        <w:t>а) продукт</w:t>
+        <w:t>а) блюдо</w:t>
       </w:r>
     </w:p>
     <w:p>
@@ -1390,7 +1859,55 @@
           <w:szCs w:val="20"/>
           <w:shd w:val="clear" w:color="auto" w:fill="FFFFFF"/>
         </w:rPr>
-        <w:t>б) количество</w:t>
+        <w:t>б</w:t>
+      </w:r>
+      <w:r>
+        <w:rPr>
+          <w:bCs/>
+          <w:color w:val="000000"/>
+          <w:szCs w:val="20"/>
+          <w:shd w:val="clear" w:color="auto" w:fill="FFFFFF"/>
+        </w:rPr>
+        <w:t>) продукт</w:t>
+      </w:r>
+    </w:p>
+    <w:p>
+      <w:pPr>
+        <w:ind w:left="707" w:firstLine="709"/>
+        <w:jc w:val="both"/>
+        <w:rPr>
+          <w:bCs/>
+          <w:color w:val="000000"/>
+          <w:szCs w:val="20"/>
+          <w:shd w:val="clear" w:color="auto" w:fill="FFFFFF"/>
+        </w:rPr>
+      </w:pPr>
+      <w:r>
+        <w:rPr>
+          <w:bCs/>
+          <w:color w:val="000000"/>
+          <w:szCs w:val="20"/>
+          <w:shd w:val="clear" w:color="auto" w:fill="FFFFFF"/>
+        </w:rPr>
+        <w:t>в</w:t>
+      </w:r>
+      <w:r>
+        <w:rPr>
+          <w:bCs/>
+          <w:color w:val="000000"/>
+          <w:szCs w:val="20"/>
+          <w:shd w:val="clear" w:color="auto" w:fill="FFFFFF"/>
+        </w:rPr>
+        <w:t xml:space="preserve">) </w:t>
+      </w:r>
+      <w:r>
+        <w:rPr>
+          <w:bCs/>
+          <w:color w:val="000000"/>
+          <w:szCs w:val="20"/>
+          <w:shd w:val="clear" w:color="auto" w:fill="FFFFFF"/>
+        </w:rPr>
+        <w:t>грамм продукта</w:t>
       </w:r>
     </w:p>
     <w:p>
@@ -1411,6 +1928,7 @@
           <w:szCs w:val="20"/>
           <w:shd w:val="clear" w:color="auto" w:fill="FFFFFF"/>
         </w:rPr>
+        <w:lastRenderedPageBreak/>
         <w:t>Блюда</w:t>
       </w:r>
       <w:r>
@@ -1455,6 +1973,81 @@
     </w:p>
     <w:p>
       <w:pPr>
+        <w:ind w:firstLine="709"/>
+        <w:jc w:val="both"/>
+        <w:rPr>
+          <w:bCs/>
+          <w:color w:val="000000"/>
+          <w:szCs w:val="20"/>
+          <w:shd w:val="clear" w:color="auto" w:fill="FFFFFF"/>
+        </w:rPr>
+      </w:pPr>
+      <w:r>
+        <w:rPr>
+          <w:bCs/>
+          <w:color w:val="000000"/>
+          <w:szCs w:val="20"/>
+          <w:shd w:val="clear" w:color="auto" w:fill="FFFFFF"/>
+        </w:rPr>
+        <w:tab/>
+      </w:r>
+      <w:r>
+        <w:rPr>
+          <w:bCs/>
+          <w:color w:val="000000"/>
+          <w:szCs w:val="20"/>
+          <w:shd w:val="clear" w:color="auto" w:fill="FFFFFF"/>
+        </w:rPr>
+        <w:t>б</w:t>
+      </w:r>
+      <w:r>
+        <w:rPr>
+          <w:bCs/>
+          <w:color w:val="000000"/>
+          <w:szCs w:val="20"/>
+          <w:shd w:val="clear" w:color="auto" w:fill="FFFFFF"/>
+        </w:rPr>
+        <w:t>) категория («первое»</w:t>
+      </w:r>
+      <w:r>
+        <w:rPr>
+          <w:bCs/>
+          <w:color w:val="000000"/>
+          <w:szCs w:val="20"/>
+          <w:shd w:val="clear" w:color="auto" w:fill="FFFFFF"/>
+        </w:rPr>
+        <w:t xml:space="preserve">, </w:t>
+      </w:r>
+      <w:r>
+        <w:rPr>
+          <w:bCs/>
+          <w:color w:val="000000"/>
+          <w:szCs w:val="20"/>
+          <w:shd w:val="clear" w:color="auto" w:fill="FFFFFF"/>
+        </w:rPr>
+        <w:t>«второе»</w:t>
+      </w:r>
+      <w:r>
+        <w:rPr>
+          <w:bCs/>
+          <w:color w:val="000000"/>
+          <w:szCs w:val="20"/>
+          <w:shd w:val="clear" w:color="auto" w:fill="FFFFFF"/>
+        </w:rPr>
+        <w:t xml:space="preserve">, </w:t>
+      </w:r>
+      <w:r>
+        <w:rPr>
+          <w:bCs/>
+          <w:color w:val="000000"/>
+          <w:szCs w:val="20"/>
+          <w:shd w:val="clear" w:color="auto" w:fill="FFFFFF"/>
+        </w:rPr>
+        <w:t>«напиток» и т.д.)</w:t>
+      </w:r>
+    </w:p>
+    <w:p>
+      <w:pPr>
         <w:ind w:left="707" w:firstLine="709"/>
         <w:jc w:val="both"/>
         <w:rPr>
@@ -1471,73 +2064,16 @@
           <w:szCs w:val="20"/>
           <w:shd w:val="clear" w:color="auto" w:fill="FFFFFF"/>
         </w:rPr>
-        <w:t>б) количество</w:t>
-      </w:r>
-    </w:p>
-    <w:p>
-      <w:pPr>
-        <w:ind w:firstLine="709"/>
-        <w:jc w:val="both"/>
-        <w:rPr>
-          <w:bCs/>
-          <w:color w:val="000000"/>
-          <w:szCs w:val="20"/>
-          <w:shd w:val="clear" w:color="auto" w:fill="FFFFFF"/>
-        </w:rPr>
-      </w:pPr>
-      <w:r>
-        <w:rPr>
-          <w:bCs/>
-          <w:color w:val="000000"/>
-          <w:szCs w:val="20"/>
-          <w:shd w:val="clear" w:color="auto" w:fill="FFFFFF"/>
-        </w:rPr>
-        <w:tab/>
-      </w:r>
-      <w:r>
-        <w:rPr>
-          <w:bCs/>
-          <w:color w:val="000000"/>
-          <w:szCs w:val="20"/>
-          <w:shd w:val="clear" w:color="auto" w:fill="FFFFFF"/>
-        </w:rPr>
-        <w:t>в) категория («первое»</w:t>
-      </w:r>
-      <w:r>
-        <w:rPr>
-          <w:bCs/>
-          <w:color w:val="000000"/>
-          <w:szCs w:val="20"/>
-          <w:shd w:val="clear" w:color="auto" w:fill="FFFFFF"/>
-        </w:rPr>
-        <w:t xml:space="preserve">, </w:t>
-      </w:r>
-      <w:r>
-        <w:rPr>
-          <w:bCs/>
-          <w:color w:val="000000"/>
-          <w:szCs w:val="20"/>
-          <w:shd w:val="clear" w:color="auto" w:fill="FFFFFF"/>
-        </w:rPr>
-        <w:t>«второе»</w:t>
-      </w:r>
-      <w:r>
-        <w:rPr>
-          <w:bCs/>
-          <w:color w:val="000000"/>
-          <w:szCs w:val="20"/>
-          <w:shd w:val="clear" w:color="auto" w:fill="FFFFFF"/>
-        </w:rPr>
-        <w:t xml:space="preserve">, </w:t>
-      </w:r>
-      <w:r>
-        <w:rPr>
-          <w:bCs/>
-          <w:color w:val="000000"/>
-          <w:szCs w:val="20"/>
-          <w:shd w:val="clear" w:color="auto" w:fill="FFFFFF"/>
-        </w:rPr>
-        <w:t>«напиток» и т.д.)</w:t>
+        <w:t>в</w:t>
+      </w:r>
+      <w:r>
+        <w:rPr>
+          <w:bCs/>
+          <w:color w:val="000000"/>
+          <w:szCs w:val="20"/>
+          <w:shd w:val="clear" w:color="auto" w:fill="FFFFFF"/>
+        </w:rPr>
+        <w:t>) цена</w:t>
       </w:r>
     </w:p>
     <w:p>
@@ -1558,7 +2094,7 @@
           <w:szCs w:val="20"/>
           <w:shd w:val="clear" w:color="auto" w:fill="FFFFFF"/>
         </w:rPr>
-        <w:t>г) цена</w:t>
+        <w:t>г) вес</w:t>
       </w:r>
     </w:p>
     <w:p>
@@ -1670,7 +2206,16 @@
           <w:szCs w:val="20"/>
           <w:shd w:val="clear" w:color="auto" w:fill="FFFFFF"/>
         </w:rPr>
-        <w:t>а) фамилия</w:t>
+        <w:t xml:space="preserve">а) </w:t>
+      </w:r>
+      <w:r>
+        <w:rPr>
+          <w:bCs/>
+          <w:color w:val="000000"/>
+          <w:szCs w:val="20"/>
+          <w:shd w:val="clear" w:color="auto" w:fill="FFFFFF"/>
+        </w:rPr>
+        <w:t>номер паспорта</w:t>
       </w:r>
     </w:p>
     <w:p>
@@ -1691,6 +2236,36 @@
           <w:szCs w:val="20"/>
           <w:shd w:val="clear" w:color="auto" w:fill="FFFFFF"/>
         </w:rPr>
+        <w:t xml:space="preserve">б) </w:t>
+      </w:r>
+      <w:r>
+        <w:rPr>
+          <w:bCs/>
+          <w:color w:val="000000"/>
+          <w:szCs w:val="20"/>
+          <w:shd w:val="clear" w:color="auto" w:fill="FFFFFF"/>
+        </w:rPr>
+        <w:t>фамилия</w:t>
+      </w:r>
+    </w:p>
+    <w:p>
+      <w:pPr>
+        <w:ind w:left="707" w:firstLine="709"/>
+        <w:jc w:val="both"/>
+        <w:rPr>
+          <w:bCs/>
+          <w:color w:val="000000"/>
+          <w:szCs w:val="20"/>
+          <w:shd w:val="clear" w:color="auto" w:fill="FFFFFF"/>
+        </w:rPr>
+      </w:pPr>
+      <w:r>
+        <w:rPr>
+          <w:bCs/>
+          <w:color w:val="000000"/>
+          <w:szCs w:val="20"/>
+          <w:shd w:val="clear" w:color="auto" w:fill="FFFFFF"/>
+        </w:rPr>
         <w:t>б) имя</w:t>
       </w:r>
     </w:p>
@@ -1742,6 +2317,111 @@
           <w:szCs w:val="20"/>
           <w:shd w:val="clear" w:color="auto" w:fill="FFFFFF"/>
         </w:rPr>
+        <w:tab/>
+        <w:t>г) возраст</w:t>
+      </w:r>
+    </w:p>
+    <w:p>
+      <w:pPr>
+        <w:ind w:firstLine="709"/>
+        <w:jc w:val="both"/>
+        <w:rPr>
+          <w:bCs/>
+          <w:color w:val="000000"/>
+          <w:szCs w:val="20"/>
+          <w:shd w:val="clear" w:color="auto" w:fill="FFFFFF"/>
+        </w:rPr>
+      </w:pPr>
+      <w:r>
+        <w:rPr>
+          <w:bCs/>
+          <w:color w:val="000000"/>
+          <w:szCs w:val="20"/>
+          <w:shd w:val="clear" w:color="auto" w:fill="FFFFFF"/>
+        </w:rPr>
+        <w:t>Клиенты</w:t>
+      </w:r>
+      <w:r>
+        <w:rPr>
+          <w:bCs/>
+          <w:color w:val="000000"/>
+          <w:szCs w:val="20"/>
+          <w:shd w:val="clear" w:color="auto" w:fill="FFFFFF"/>
+        </w:rPr>
+        <w:t>:</w:t>
+      </w:r>
+    </w:p>
+    <w:p>
+      <w:pPr>
+        <w:ind w:firstLine="709"/>
+        <w:jc w:val="both"/>
+        <w:rPr>
+          <w:bCs/>
+          <w:color w:val="000000"/>
+          <w:szCs w:val="20"/>
+          <w:shd w:val="clear" w:color="auto" w:fill="FFFFFF"/>
+        </w:rPr>
+      </w:pPr>
+      <w:r>
+        <w:rPr>
+          <w:bCs/>
+          <w:color w:val="000000"/>
+          <w:szCs w:val="20"/>
+          <w:shd w:val="clear" w:color="auto" w:fill="FFFFFF"/>
+        </w:rPr>
+        <w:tab/>
+        <w:t xml:space="preserve">а) </w:t>
+      </w:r>
+      <w:r>
+        <w:rPr>
+          <w:bCs/>
+          <w:color w:val="000000"/>
+          <w:szCs w:val="20"/>
+          <w:shd w:val="clear" w:color="auto" w:fill="FFFFFF"/>
+        </w:rPr>
+        <w:t>имя</w:t>
+      </w:r>
+    </w:p>
+    <w:p>
+      <w:pPr>
+        <w:ind w:firstLine="709"/>
+        <w:jc w:val="both"/>
+        <w:rPr>
+          <w:bCs/>
+          <w:color w:val="000000"/>
+          <w:szCs w:val="20"/>
+          <w:shd w:val="clear" w:color="auto" w:fill="FFFFFF"/>
+        </w:rPr>
+      </w:pPr>
+      <w:r>
+        <w:rPr>
+          <w:bCs/>
+          <w:color w:val="000000"/>
+          <w:szCs w:val="20"/>
+          <w:shd w:val="clear" w:color="auto" w:fill="FFFFFF"/>
+        </w:rPr>
+        <w:tab/>
+        <w:t>б) телефон</w:t>
+      </w:r>
+    </w:p>
+    <w:p>
+      <w:pPr>
+        <w:ind w:firstLine="709"/>
+        <w:jc w:val="both"/>
+        <w:rPr>
+          <w:bCs/>
+          <w:color w:val="000000"/>
+          <w:szCs w:val="20"/>
+          <w:shd w:val="clear" w:color="auto" w:fill="FFFFFF"/>
+        </w:rPr>
+      </w:pPr>
+      <w:r>
+        <w:rPr>
+          <w:bCs/>
+          <w:color w:val="000000"/>
+          <w:szCs w:val="20"/>
+          <w:shd w:val="clear" w:color="auto" w:fill="FFFFFF"/>
+        </w:rPr>
         <w:t>Заказы</w:t>
       </w:r>
       <w:r>
@@ -1802,8 +2482,46 @@
           <w:szCs w:val="20"/>
           <w:shd w:val="clear" w:color="auto" w:fill="FFFFFF"/>
         </w:rPr>
-        <w:lastRenderedPageBreak/>
-        <w:t>б) официант</w:t>
+        <w:t xml:space="preserve">б) </w:t>
+      </w:r>
+      <w:r>
+        <w:rPr>
+          <w:bCs/>
+          <w:color w:val="000000"/>
+          <w:szCs w:val="20"/>
+          <w:shd w:val="clear" w:color="auto" w:fill="FFFFFF"/>
+        </w:rPr>
+        <w:t>клиент</w:t>
+      </w:r>
+    </w:p>
+    <w:p>
+      <w:pPr>
+        <w:ind w:left="707" w:firstLine="709"/>
+        <w:jc w:val="both"/>
+        <w:rPr>
+          <w:bCs/>
+          <w:color w:val="000000"/>
+          <w:szCs w:val="20"/>
+          <w:shd w:val="clear" w:color="auto" w:fill="FFFFFF"/>
+        </w:rPr>
+      </w:pPr>
+      <w:r>
+        <w:rPr>
+          <w:bCs/>
+          <w:color w:val="000000"/>
+          <w:szCs w:val="20"/>
+          <w:shd w:val="clear" w:color="auto" w:fill="FFFFFF"/>
+        </w:rPr>
+        <w:t xml:space="preserve">в) </w:t>
+      </w:r>
+      <w:r>
+        <w:rPr>
+          <w:bCs/>
+          <w:color w:val="000000"/>
+          <w:szCs w:val="20"/>
+          <w:shd w:val="clear" w:color="auto" w:fill="FFFFFF"/>
+        </w:rPr>
+        <w:t>официант</w:t>
       </w:r>
     </w:p>
     <w:p>
@@ -1833,7 +2551,16 @@
           <w:szCs w:val="20"/>
           <w:shd w:val="clear" w:color="auto" w:fill="FFFFFF"/>
         </w:rPr>
-        <w:t>в) блюдо</w:t>
+        <w:t xml:space="preserve">в) </w:t>
+      </w:r>
+      <w:r>
+        <w:rPr>
+          <w:bCs/>
+          <w:color w:val="000000"/>
+          <w:szCs w:val="20"/>
+          <w:shd w:val="clear" w:color="auto" w:fill="FFFFFF"/>
+        </w:rPr>
+        <w:t>время</w:t>
       </w:r>
     </w:p>
     <w:p>
@@ -1863,7 +2590,16 @@
           <w:szCs w:val="20"/>
           <w:shd w:val="clear" w:color="auto" w:fill="FFFFFF"/>
         </w:rPr>
-        <w:t>г) время</w:t>
+        <w:t xml:space="preserve">г) </w:t>
+      </w:r>
+      <w:r>
+        <w:rPr>
+          <w:bCs/>
+          <w:color w:val="000000"/>
+          <w:szCs w:val="20"/>
+          <w:shd w:val="clear" w:color="auto" w:fill="FFFFFF"/>
+        </w:rPr>
+        <w:t>стоимость</w:t>
       </w:r>
     </w:p>
     <w:p>
@@ -1884,7 +2620,114 @@
           <w:szCs w:val="20"/>
           <w:shd w:val="clear" w:color="auto" w:fill="FFFFFF"/>
         </w:rPr>
-        <w:t>д) цена</w:t>
+        <w:t xml:space="preserve">д) </w:t>
+      </w:r>
+      <w:r>
+        <w:rPr>
+          <w:bCs/>
+          <w:color w:val="000000"/>
+          <w:szCs w:val="20"/>
+          <w:shd w:val="clear" w:color="auto" w:fill="FFFFFF"/>
+        </w:rPr>
+        <w:t>статус</w:t>
+      </w:r>
+    </w:p>
+    <w:p>
+      <w:pPr>
+        <w:jc w:val="both"/>
+        <w:rPr>
+          <w:bCs/>
+          <w:color w:val="000000"/>
+          <w:szCs w:val="20"/>
+          <w:shd w:val="clear" w:color="auto" w:fill="FFFFFF"/>
+        </w:rPr>
+      </w:pPr>
+      <w:r>
+        <w:rPr>
+          <w:bCs/>
+          <w:color w:val="000000"/>
+          <w:szCs w:val="20"/>
+          <w:shd w:val="clear" w:color="auto" w:fill="FFFFFF"/>
+        </w:rPr>
+        <w:tab/>
+        <w:t>Заказы и блюда</w:t>
+      </w:r>
+      <w:r>
+        <w:rPr>
+          <w:bCs/>
+          <w:color w:val="000000"/>
+          <w:szCs w:val="20"/>
+          <w:shd w:val="clear" w:color="auto" w:fill="FFFFFF"/>
+        </w:rPr>
+        <w:t>:</w:t>
+      </w:r>
+    </w:p>
+    <w:p>
+      <w:pPr>
+        <w:jc w:val="both"/>
+        <w:rPr>
+          <w:bCs/>
+          <w:color w:val="000000"/>
+          <w:szCs w:val="20"/>
+          <w:shd w:val="clear" w:color="auto" w:fill="FFFFFF"/>
+        </w:rPr>
+      </w:pPr>
+      <w:r>
+        <w:rPr>
+          <w:bCs/>
+          <w:color w:val="000000"/>
+          <w:szCs w:val="20"/>
+          <w:shd w:val="clear" w:color="auto" w:fill="FFFFFF"/>
+        </w:rPr>
+        <w:tab/>
+      </w:r>
+      <w:r>
+        <w:rPr>
+          <w:bCs/>
+          <w:color w:val="000000"/>
+          <w:szCs w:val="20"/>
+          <w:shd w:val="clear" w:color="auto" w:fill="FFFFFF"/>
+        </w:rPr>
+        <w:tab/>
+      </w:r>
+      <w:r>
+        <w:rPr>
+          <w:bCs/>
+          <w:color w:val="000000"/>
+          <w:szCs w:val="20"/>
+          <w:shd w:val="clear" w:color="auto" w:fill="FFFFFF"/>
+        </w:rPr>
+        <w:t>а) заказ</w:t>
+      </w:r>
+    </w:p>
+    <w:p>
+      <w:pPr>
+        <w:jc w:val="both"/>
+        <w:rPr>
+          <w:bCs/>
+          <w:color w:val="000000"/>
+          <w:szCs w:val="20"/>
+          <w:shd w:val="clear" w:color="auto" w:fill="FFFFFF"/>
+        </w:rPr>
+      </w:pPr>
+      <w:r>
+        <w:rPr>
+          <w:bCs/>
+          <w:color w:val="000000"/>
+          <w:szCs w:val="20"/>
+          <w:shd w:val="clear" w:color="auto" w:fill="FFFFFF"/>
+        </w:rPr>
+        <w:tab/>
+      </w:r>
+      <w:r>
+        <w:rPr>
+          <w:bCs/>
+          <w:color w:val="000000"/>
+          <w:szCs w:val="20"/>
+          <w:shd w:val="clear" w:color="auto" w:fill="FFFFFF"/>
+        </w:rPr>
+        <w:tab/>
+        <w:t>б) блюдо</w:t>
       </w:r>
     </w:p>
     <w:p>
@@ -1953,18 +2796,14 @@
       </w:pPr>
       <w:r>
         <w:rPr>
-          <w:rFonts w:eastAsia="Times New Roman"/>
           <w:noProof/>
-          <w:sz w:val="24"/>
-          <w:szCs w:val="24"/>
-          <w:lang w:eastAsia="ru-RU"/>
         </w:rPr>
         <w:lastRenderedPageBreak/>
         <w:drawing>
-          <wp:inline distT="0" distB="0" distL="0" distR="0" wp14:anchorId="24BAAC21" wp14:editId="286A414F">
-            <wp:extent cx="4621629" cy="6850426"/>
-            <wp:effectExtent l="0" t="0" r="7620" b="7620"/>
-            <wp:docPr id="2" name="Рисунок 2"/>
+          <wp:inline distT="0" distB="0" distL="0" distR="0" wp14:anchorId="448AE571" wp14:editId="4A10F6B8">
+            <wp:extent cx="5940425" cy="5216525"/>
+            <wp:effectExtent l="0" t="0" r="3175" b="3175"/>
+            <wp:docPr id="1" name="Рисунок 1"/>
             <wp:cNvGraphicFramePr>
               <a:graphicFrameLocks xmlns:a="http://schemas.openxmlformats.org/drawingml/2006/main" noChangeAspect="1"/>
             </wp:cNvGraphicFramePr>
@@ -1972,7 +2811,7 @@
               <a:graphicData uri="http://schemas.openxmlformats.org/drawingml/2006/picture">
                 <pic:pic xmlns:pic="http://schemas.openxmlformats.org/drawingml/2006/picture">
                   <pic:nvPicPr>
-                    <pic:cNvPr id="0" name="Picture 5"/>
+                    <pic:cNvPr id="0" name="Picture 1"/>
                     <pic:cNvPicPr>
                       <a:picLocks noChangeAspect="1" noChangeArrowheads="1"/>
                     </pic:cNvPicPr>
@@ -1993,7 +2832,7 @@
                   <pic:spPr bwMode="auto">
                     <a:xfrm>
                       <a:off x="0" y="0"/>
-                      <a:ext cx="4631168" cy="6864566"/>
+                      <a:ext cx="5940425" cy="5216525"/>
                     </a:xfrm>
                     <a:prstGeom prst="rect">
                       <a:avLst/>
@@ -2268,7 +3107,87 @@
           <w:szCs w:val="28"/>
           <w:lang w:eastAsia="ru-RU"/>
         </w:rPr>
-        <w:t>1. Оскерко, В. С. Технологии баз данных и знаний : учеб. пособие / В. С. Оскерко, З. В. Пунчик. – Минск : БГЭУ, 2015. – 215 с.</w:t>
+        <w:t xml:space="preserve">1. </w:t>
+      </w:r>
+      <w:proofErr w:type="spellStart"/>
+      <w:r>
+        <w:rPr>
+          <w:rFonts w:eastAsia="Times New Roman" w:cs="Times New Roman"/>
+          <w:color w:val="000000"/>
+          <w:szCs w:val="28"/>
+          <w:lang w:eastAsia="ru-RU"/>
+        </w:rPr>
+        <w:t>Оскерко</w:t>
+      </w:r>
+      <w:proofErr w:type="spellEnd"/>
+      <w:r>
+        <w:rPr>
+          <w:rFonts w:eastAsia="Times New Roman" w:cs="Times New Roman"/>
+          <w:color w:val="000000"/>
+          <w:szCs w:val="28"/>
+          <w:lang w:eastAsia="ru-RU"/>
+        </w:rPr>
+        <w:t xml:space="preserve">, В. С. Технологии баз данных и знаний : учеб. пособие / В. С. </w:t>
+      </w:r>
+      <w:proofErr w:type="spellStart"/>
+      <w:r>
+        <w:rPr>
+          <w:rFonts w:eastAsia="Times New Roman" w:cs="Times New Roman"/>
+          <w:color w:val="000000"/>
+          <w:szCs w:val="28"/>
+          <w:lang w:eastAsia="ru-RU"/>
+        </w:rPr>
+        <w:t>Оскерко</w:t>
+      </w:r>
+      <w:proofErr w:type="spellEnd"/>
+      <w:r>
+        <w:rPr>
+          <w:rFonts w:eastAsia="Times New Roman" w:cs="Times New Roman"/>
+          <w:color w:val="000000"/>
+          <w:szCs w:val="28"/>
+          <w:lang w:eastAsia="ru-RU"/>
+        </w:rPr>
+        <w:t xml:space="preserve">, З. В. </w:t>
+      </w:r>
+      <w:proofErr w:type="spellStart"/>
+      <w:r>
+        <w:rPr>
+          <w:rFonts w:eastAsia="Times New Roman" w:cs="Times New Roman"/>
+          <w:color w:val="000000"/>
+          <w:szCs w:val="28"/>
+          <w:lang w:eastAsia="ru-RU"/>
+        </w:rPr>
+        <w:t>Пунчик</w:t>
+      </w:r>
+      <w:proofErr w:type="spellEnd"/>
+      <w:r>
+        <w:rPr>
+          <w:rFonts w:eastAsia="Times New Roman" w:cs="Times New Roman"/>
+          <w:color w:val="000000"/>
+          <w:szCs w:val="28"/>
+          <w:lang w:eastAsia="ru-RU"/>
+        </w:rPr>
+        <w:t xml:space="preserve">. – </w:t>
+      </w:r>
+      <w:proofErr w:type="gramStart"/>
+      <w:r>
+        <w:rPr>
+          <w:rFonts w:eastAsia="Times New Roman" w:cs="Times New Roman"/>
+          <w:color w:val="000000"/>
+          <w:szCs w:val="28"/>
+          <w:lang w:eastAsia="ru-RU"/>
+        </w:rPr>
+        <w:t>Минск :</w:t>
+      </w:r>
+      <w:proofErr w:type="gramEnd"/>
+      <w:r>
+        <w:rPr>
+          <w:rFonts w:eastAsia="Times New Roman" w:cs="Times New Roman"/>
+          <w:color w:val="000000"/>
+          <w:szCs w:val="28"/>
+          <w:lang w:eastAsia="ru-RU"/>
+        </w:rPr>
+        <w:t xml:space="preserve"> БГЭУ, 2015. – 215 с.</w:t>
       </w:r>
     </w:p>
     <w:p>
@@ -2289,7 +3208,27 @@
           <w:szCs w:val="28"/>
           <w:lang w:eastAsia="ru-RU"/>
         </w:rPr>
-        <w:t>2. Куликов, С. C. Реляционные базы данных в примерах: практическое пособие для программистов и тестировщиков / С. С. Куликов. – Минск : Четыре</w:t>
+        <w:t xml:space="preserve">2. Куликов, С. C. Реляционные базы данных в примерах: практическое пособие для программистов и тестировщиков / С. С. Куликов. – </w:t>
+      </w:r>
+      <w:proofErr w:type="gramStart"/>
+      <w:r>
+        <w:rPr>
+          <w:rFonts w:eastAsia="Times New Roman" w:cs="Times New Roman"/>
+          <w:color w:val="000000"/>
+          <w:szCs w:val="28"/>
+          <w:lang w:eastAsia="ru-RU"/>
+        </w:rPr>
+        <w:t>Минск :</w:t>
+      </w:r>
+      <w:proofErr w:type="gramEnd"/>
+      <w:r>
+        <w:rPr>
+          <w:rFonts w:eastAsia="Times New Roman" w:cs="Times New Roman"/>
+          <w:color w:val="000000"/>
+          <w:szCs w:val="28"/>
+          <w:lang w:eastAsia="ru-RU"/>
+        </w:rPr>
+        <w:t xml:space="preserve"> Четыре</w:t>
       </w:r>
       <w:r>
         <w:rPr>
@@ -2346,7 +3285,47 @@
           <w:szCs w:val="28"/>
           <w:lang w:eastAsia="ru-RU"/>
         </w:rPr>
-        <w:t>Документация по Microsoft SQL [Электронный ресурс]. – 2022. – Режим доступа : https://docs.microsoft.com/ru-ru/sql/?view=sql-server-ver15.</w:t>
+        <w:t xml:space="preserve">Документация по </w:t>
+      </w:r>
+      <w:proofErr w:type="spellStart"/>
+      <w:r>
+        <w:rPr>
+          <w:rFonts w:eastAsia="Times New Roman" w:cs="Times New Roman"/>
+          <w:color w:val="000000"/>
+          <w:szCs w:val="28"/>
+          <w:lang w:eastAsia="ru-RU"/>
+        </w:rPr>
+        <w:t>Microsoft</w:t>
+      </w:r>
+      <w:proofErr w:type="spellEnd"/>
+      <w:r>
+        <w:rPr>
+          <w:rFonts w:eastAsia="Times New Roman" w:cs="Times New Roman"/>
+          <w:color w:val="000000"/>
+          <w:szCs w:val="28"/>
+          <w:lang w:eastAsia="ru-RU"/>
+        </w:rPr>
+        <w:t xml:space="preserve"> SQL [Электронный ресурс]. – 2022. – Режим </w:t>
+      </w:r>
+      <w:proofErr w:type="gramStart"/>
+      <w:r>
+        <w:rPr>
+          <w:rFonts w:eastAsia="Times New Roman" w:cs="Times New Roman"/>
+          <w:color w:val="000000"/>
+          <w:szCs w:val="28"/>
+          <w:lang w:eastAsia="ru-RU"/>
+        </w:rPr>
+        <w:t>доступа :</w:t>
+      </w:r>
+      <w:proofErr w:type="gramEnd"/>
+      <w:r>
+        <w:rPr>
+          <w:rFonts w:eastAsia="Times New Roman" w:cs="Times New Roman"/>
+          <w:color w:val="000000"/>
+          <w:szCs w:val="28"/>
+          <w:lang w:eastAsia="ru-RU"/>
+        </w:rPr>
+        <w:t xml:space="preserve"> https://docs.microsoft.com/ru-ru/sql/?view=sql-server-ver15.</w:t>
       </w:r>
       <w:r>
         <w:rPr>
@@ -2371,6 +3350,96 @@
 <file path=word/numbering.xml><?xml version="1.0" encoding="utf-8"?>
 <w:numbering xmlns:wpc="http://schemas.microsoft.com/office/word/2010/wordprocessingCanvas" xmlns:cx="http://schemas.microsoft.com/office/drawing/2014/chartex" xmlns:cx1="http://schemas.microsoft.com/office/drawing/2015/9/8/chartex" xmlns:cx2="http://schemas.microsoft.com/office/drawing/2015/10/21/chartex" xmlns:cx3="http://schemas.microsoft.com/office/drawing/2016/5/9/chartex" xmlns:cx4="http://schemas.microsoft.com/office/drawing/2016/5/10/chartex" xmlns:cx5="http://schemas.microsoft.com/office/drawing/2016/5/11/chartex" xmlns:cx6="http://schemas.microsoft.com/office/drawing/2016/5/12/chartex" xmlns:cx7="http://schemas.microsoft.com/office/drawing/2016/5/13/chartex" xmlns:cx8="http://schemas.microsoft.com/office/drawing/2016/5/14/chartex" xmlns:mc="http://schemas.openxmlformats.org/markup-compatibility/2006" xmlns:aink="http://schemas.microsoft.com/office/drawing/2016/ink" xmlns:am3d="http://schemas.microsoft.com/office/drawing/2017/model3d" xmlns:o="urn:schemas-microsoft-com:office:office" xmlns:r="http://schemas.openxmlformats.org/officeDocument/2006/relationships" xmlns:m="http://schemas.openxmlformats.org/officeDocument/2006/math" xmlns:v="urn:schemas-microsoft-com:vml" xmlns:wp14="http://schemas.microsoft.com/office/word/2010/wordprocessingDrawing" xmlns:wp="http://schemas.openxmlformats.org/drawingml/2006/wordprocessingDrawing" xmlns:w10="urn:schemas-microsoft-com:office:word" xmlns:w="http://schemas.openxmlformats.org/wordprocessingml/2006/main" xmlns:w14="http://schemas.microsoft.com/office/word/2010/wordml" xmlns:w15="http://schemas.microsoft.com/office/word/2012/wordml" xmlns:w16cex="http://schemas.microsoft.com/office/word/2018/wordml/cex" xmlns:w16cid="http://schemas.microsoft.com/office/word/2016/wordml/cid" xmlns:w16="http://schemas.microsoft.com/office/word/2018/wordml" xmlns:w16se="http://schemas.microsoft.com/office/word/2015/wordml/symex" xmlns:wpg="http://schemas.microsoft.com/office/word/2010/wordprocessingGroup" xmlns:wpi="http://schemas.microsoft.com/office/word/2010/wordprocessingInk" xmlns:wne="http://schemas.microsoft.com/office/word/2006/wordml" xmlns:wps="http://schemas.microsoft.com/office/word/2010/wordprocessingShape" mc:Ignorable="w14 w15 w16se w16cid w16 w16cex wp14">
   <w:abstractNum w:abstractNumId="0" w15:restartNumberingAfterBreak="0">
+    <w:nsid w:val="218D649E"/>
+    <w:multiLevelType w:val="hybridMultilevel"/>
+    <w:tmpl w:val="1A9E6F7A"/>
+    <w:lvl w:ilvl="0" w:tplc="CAE2DBEA">
+      <w:start w:val="1"/>
+      <w:numFmt w:val="decimal"/>
+      <w:suff w:val="space"/>
+      <w:lvlText w:val="%1."/>
+      <w:lvlJc w:val="left"/>
+      <w:pPr>
+        <w:ind w:left="1068" w:hanging="360"/>
+      </w:pPr>
+      <w:rPr>
+        <w:rFonts w:hint="default"/>
+      </w:rPr>
+    </w:lvl>
+    <w:lvl w:ilvl="1" w:tplc="04190019" w:tentative="1">
+      <w:start w:val="1"/>
+      <w:numFmt w:val="lowerLetter"/>
+      <w:lvlText w:val="%2."/>
+      <w:lvlJc w:val="left"/>
+      <w:pPr>
+        <w:ind w:left="1788" w:hanging="360"/>
+      </w:pPr>
+    </w:lvl>
+    <w:lvl w:ilvl="2" w:tplc="0419001B" w:tentative="1">
+      <w:start w:val="1"/>
+      <w:numFmt w:val="lowerRoman"/>
+      <w:lvlText w:val="%3."/>
+      <w:lvlJc w:val="right"/>
+      <w:pPr>
+        <w:ind w:left="2508" w:hanging="180"/>
+      </w:pPr>
+    </w:lvl>
+    <w:lvl w:ilvl="3" w:tplc="0419000F" w:tentative="1">
+      <w:start w:val="1"/>
+      <w:numFmt w:val="decimal"/>
+      <w:lvlText w:val="%4."/>
+      <w:lvlJc w:val="left"/>
+      <w:pPr>
+        <w:ind w:left="3228" w:hanging="360"/>
+      </w:pPr>
+    </w:lvl>
+    <w:lvl w:ilvl="4" w:tplc="04190019" w:tentative="1">
+      <w:start w:val="1"/>
+      <w:numFmt w:val="lowerLetter"/>
+      <w:lvlText w:val="%5."/>
+      <w:lvlJc w:val="left"/>
+      <w:pPr>
+        <w:ind w:left="3948" w:hanging="360"/>
+      </w:pPr>
+    </w:lvl>
+    <w:lvl w:ilvl="5" w:tplc="0419001B" w:tentative="1">
+      <w:start w:val="1"/>
+      <w:numFmt w:val="lowerRoman"/>
+      <w:lvlText w:val="%6."/>
+      <w:lvlJc w:val="right"/>
+      <w:pPr>
+        <w:ind w:left="4668" w:hanging="180"/>
+      </w:pPr>
+    </w:lvl>
+    <w:lvl w:ilvl="6" w:tplc="0419000F" w:tentative="1">
+      <w:start w:val="1"/>
+      <w:numFmt w:val="decimal"/>
+      <w:lvlText w:val="%7."/>
+      <w:lvlJc w:val="left"/>
+      <w:pPr>
+        <w:ind w:left="5388" w:hanging="360"/>
+      </w:pPr>
+    </w:lvl>
+    <w:lvl w:ilvl="7" w:tplc="04190019" w:tentative="1">
+      <w:start w:val="1"/>
+      <w:numFmt w:val="lowerLetter"/>
+      <w:lvlText w:val="%8."/>
+      <w:lvlJc w:val="left"/>
+      <w:pPr>
+        <w:ind w:left="6108" w:hanging="360"/>
+      </w:pPr>
+    </w:lvl>
+    <w:lvl w:ilvl="8" w:tplc="0419001B" w:tentative="1">
+      <w:start w:val="1"/>
+      <w:numFmt w:val="lowerRoman"/>
+      <w:lvlText w:val="%9."/>
+      <w:lvlJc w:val="right"/>
+      <w:pPr>
+        <w:ind w:left="6828" w:hanging="180"/>
+      </w:pPr>
+    </w:lvl>
+  </w:abstractNum>
+  <w:abstractNum w:abstractNumId="1" w15:restartNumberingAfterBreak="0">
     <w:nsid w:val="7E915F7C"/>
     <w:multiLevelType w:val="multilevel"/>
     <w:tmpl w:val="D6E6C8B6"/>
@@ -2484,6 +3553,9 @@
     </w:lvl>
   </w:abstractNum>
   <w:num w:numId="1">
+    <w:abstractNumId w:val="1"/>
+  </w:num>
+  <w:num w:numId="2">
     <w:abstractNumId w:val="0"/>
   </w:num>
 </w:numbering>
@@ -2941,6 +4013,22 @@
       </w:tblBorders>
     </w:tblPr>
   </w:style>
+  <w:style w:type="paragraph" w:styleId="a4">
+    <w:name w:val="List Paragraph"/>
+    <w:basedOn w:val="a"/>
+    <w:uiPriority w:val="34"/>
+    <w:qFormat/>
+    <w:rsid w:val="00A00D3E"/>
+    <w:pPr>
+      <w:spacing w:after="160" w:line="259" w:lineRule="auto"/>
+      <w:ind w:left="720"/>
+      <w:contextualSpacing/>
+    </w:pPr>
+    <w:rPr>
+      <w:rFonts w:asciiTheme="minorHAnsi" w:hAnsiTheme="minorHAnsi"/>
+      <w:sz w:val="22"/>
+    </w:rPr>
+  </w:style>
 </w:styles>
 </file>
 
